--- a/docs/NewsLens_AI_Project_Report.docx
+++ b/docs/NewsLens_AI_Project_Report.docx
@@ -167,11 +167,7 @@
           </w:tcPr>
           <w:p>
             <w:r>
-              <w:rPr>
-                <w:rFonts w:ascii="Calibri" w:hAnsi="Calibri"/>
-                <w:sz w:val="17"/>
-              </w:rPr>
-              <w:t>5S — synthetic dataset, model and deployment</w:t>
+              <w:t>5S release with 5T presentation maintenance</w:t>
             </w:r>
           </w:p>
         </w:tc>
@@ -227,11 +223,7 @@
           </w:tcPr>
           <w:p>
             <w:r>
-              <w:rPr>
-                <w:rFonts w:ascii="Calibri" w:hAnsi="Calibri"/>
-                <w:sz w:val="17"/>
-              </w:rPr>
-              <w:t>PR B evidence package; external deployment values recorded after protected merge</w:t>
+              <w:t>Phase 5T PDF and UI clarity correction with reconciled documentation</w:t>
             </w:r>
           </w:p>
         </w:tc>
@@ -352,7 +344,7 @@
     </w:p>
     <w:p>
       <w:r>
-        <w:t>No ISOT row, copied phrase, close paraphrase, transformation, translation, summary, reconstruction, private ISOT model, private calibration artifact, or external copyrighted training dataset is included.</w:t>
+        <w:t>All training articles and entities were independently authored for this project. No external copyrighted article dataset or non-redistributable model/calibration artifact is included.</w:t>
       </w:r>
     </w:p>
     <w:p>
@@ -902,7 +894,7 @@
         <w:pStyle w:val="ListBullet"/>
       </w:pPr>
       <w:r>
-        <w:t>Confidence measures agreement with synthetic benchmark labels, not factual truth.</w:t>
+        <w:t>Fields agree - calibrated probability and Fields conflict - calibrated probability are the two synthetic benchmark-class probabilities learned from the visible Reference note and Article account comparison patterns. Reference-comparison confidence is the calibrated confidence in the selected synthetic consistency class, not factual certainty. If either structured block is missing, the UI, PDF, and archive CSV show Outside supported comparison scope and withhold directional values; stable JSON score fields remain for compatibility and are explicitly marked withheld_outside_supported_scope. Controlled Phase 5T tests ruled out stale state, cache reuse, class-index reversal, and calibration misapplication. Similar 87–88% internal outputs on unrelated ordinary articles arose because all lacked the required pair and shared the dominant signal_fact_blocks_unavailable feature. Those internal values are not factual credibility scores.</w:t>
       </w:r>
     </w:p>
     <w:p>
@@ -1502,7 +1494,7 @@
     </w:p>
     <w:p>
       <w:r>
-        <w:t>No ISOT content, private ISOT-derived artifact, or external copyrighted article dataset is in the model, repository archive, or intended release. Noncommercial status was not used as a substitute for rights.</w:t>
+        <w:t>Only the independently authored synthetic benchmark and its derived public artifacts are in the model, repository archive, and release. No external copyrighted article dataset or non-redistributable artifact is included, and noncommercial status was not used as a substitute for rights.</w:t>
       </w:r>
     </w:p>
     <w:p>
@@ -1515,12 +1507,12 @@
     </w:p>
     <w:p>
       <w:r>
-        <w:t>PR B number, validated head, squash merge, resulting tree, exact-new-main workflow evidence, Streamlit URL, deployed commit, and public smoke-test evidence are pending execution. These fields will be updated after the protected merge and live deployment; they are not claimed in advance.</w:t>
+        <w:t>Model PR B #45 was validated at head 56f6e3e7137bd03fe45a0cd3e88978588968cdd1 and squash-merged as 214b22745736b25f4c1121822a1811c76687bb00 with tree 093cdbacf815be22791ae73bf5a581a9e84edd3d. Final evidence PR #46 merged as 4eb0fffef103c76e294a9d1d4d4a8df599ba2ef2, producing tree 7cd77ad091dac8e2df6de9a910b5871e656881d4. Exact-new-main CI and CodeQL passed, and the public Streamlit application was smoke-tested at https://newslens-ai-devengaikwad.streamlit.app/.</w:t>
       </w:r>
     </w:p>
     <w:p>
       <w:r>
-        <w:t>Vercel and six retained Dependabot PRs remain outside scope.</w:t>
+        <w:t>Vercel remains outside scope. Dependency pull requests are reviewed separately and are not merged merely to reduce their count.</w:t>
       </w:r>
     </w:p>
     <w:p>
@@ -1702,7 +1694,7 @@
     </w:p>
     <w:p>
       <w:r>
-        <w:t>No external copyrighted article dataset is redistributed. No ISOT row, phrase transformation, private classifier, calibration, vocabulary, coefficient, prediction, or evaluation artifact is present. The earlier private-artifact redistribution question is resolved by replacement, not by assuming permission.</w:t>
+        <w:t>No external copyrighted article dataset is redistributed. No row, phrase transformation, non-redistributable classifier, calibration, vocabulary, coefficient, prediction, or evaluation artifact from an external article dataset is present. The earlier private-artifact redistribution question is resolved by replacement, not by assuming permission.</w:t>
       </w:r>
     </w:p>
     <w:p>
@@ -1733,7 +1725,7 @@
         <w:color w:val="77736C"/>
         <w:sz w:val="16"/>
       </w:rPr>
-      <w:t xml:space="preserve">© 2026 Deven Sachin Gaikwad · Phase 5S · Page </w:t>
+      <w:t xml:space="preserve">© 2026 Deven Sachin Gaikwad · Phase 5T · Page </w:t>
     </w:r>
     <w:r>
       <w:fldChar w:fldCharType="begin"/>
